--- a/docs/Robin_Technical_Requirements.docx
+++ b/docs/Robin_Technical_Requirements.docx
@@ -25,7 +25,7 @@
         <w:widowControl/>
       </w:pPr>
       <w:r>
-        <w:t>Version 0.1  |  October 14, 2026  |  Owner Noela Jean Bunag</w:t>
+        <w:t xml:space="preserve">Version 0.3  |  October 15, 2026  |  Owner Noela Jean Bunag</w:t>
       </w:r>
     </w:p>
     <w:p>
@@ -33,7 +33,7 @@
         <w:widowControl/>
       </w:pPr>
       <w:r>
-        <w:t>Product baseline Robin PRD v0.2  |  Audience engineering, product, and design</w:t>
+        <w:t xml:space="preserve">Product baseline Robin PRD v0.4  |  Audience engineering, product, and design</w:t>
       </w:r>
     </w:p>
     <w:p>
@@ -49,7 +49,23 @@
         <w:widowControl/>
       </w:pPr>
       <w:r>
-        <w:t>This document defines the proposed engineering contracts and release evidence for PRD v0.2. Requirements using must are release obligations. Stack choices, numeric guardrails, API shapes, and storage defaults introduced here are proposed design decisions for implementation review; integration support must be proved against installed runtime versions.</w:t>
+        <w:t>This document defines the proposed engineering contracts and release evidence for PRD v0.4. Requirements using must are release obligations. Stack choices, numeric guardrails, API shapes, and storage defaults introduced here are proposed design decisions for implementation review; integration support must be proved against installed runtime versions.</w:t>
+      </w:r>
+    </w:p>
+    <w:p>
+      <w:pPr>
+        <w:widowControl/>
+      </w:pPr>
+      <w:r>
+        <w:t>Version 0.2 applies the consolidated review (docs/review-consolidated.md): review independence, session reuse across tasks, control ownership, a required finding publication path, retrieval grants, launch permission settings, and prompt-injection framing. This document owns the storage layout and finding schema.</w:t>
+      </w:r>
+    </w:p>
+    <w:p>
+      <w:pPr>
+        <w:widowControl/>
+      </w:pPr>
+      <w:r>
+        <w:t>Version 0.3 follows the PRD v0.4 owner decisions: a detached session supervisor keeps managed sessions alive across service restarts (TR-006), a runtime below the capability floor ships observed-only (TR-091), lineage-based loop exclusion is P1 (TR-065), and backup and export trace to FR-043 (TR-073–074).</w:t>
       </w:r>
     </w:p>
     <w:p>
@@ -67,7 +83,7 @@
         <w:widowControl/>
       </w:pPr>
       <w:r>
-        <w:t>MVP supports one developer and one execution host on macOS and Linux, with a local web dashboard, CLI, native terminal access, and all three runtime adapters.</w:t>
+        <w:t>MVP supports one developer and one execution host on macOS and Linux, with a local web dashboard, CLI, native terminal access, a session supervisor, and adapters for all three runtimes. A runtime below the PRD capability floor ships observed-only.</w:t>
       </w:r>
     </w:p>
     <w:p>
@@ -76,7 +92,7 @@
         <w:widowControl/>
       </w:pPr>
       <w:r>
-        <w:t>P0 covers managed execution, historical discovery, live activity, attention requests, selected findings exchange, comparison, synthesis, search, and recovery. P1 covers optional worktrees, richer Git context, and notifications.</w:t>
+        <w:t>P0 covers managed execution, restart continuity, historical discovery, live activity, attention requests, selected findings exchange, comparison, synthesis, search, recovery, and backup and export. P1 covers lineage-based loop exclusion, optional worktrees, richer Git context, and notifications.</w:t>
       </w:r>
     </w:p>
     <w:p>
@@ -143,7 +159,7 @@
                 <w:b/>
                 <w:sz w:val="18"/>
               </w:rPr>
-              <w:t>Page</w:t>
+              <w:t>Requirements</w:t>
             </w:r>
           </w:p>
         </w:tc>
@@ -186,7 +202,7 @@
                 <w:b w:val="0"/>
                 <w:sz w:val="18"/>
               </w:rPr>
-              <w:t>2</w:t>
+              <w:t>TR-001–006</w:t>
             </w:r>
           </w:p>
         </w:tc>
@@ -227,7 +243,7 @@
                 <w:b w:val="0"/>
                 <w:sz w:val="18"/>
               </w:rPr>
-              <w:t>3</w:t>
+              <w:t>TR-010–012</w:t>
             </w:r>
           </w:p>
         </w:tc>
@@ -268,7 +284,7 @@
                 <w:b w:val="0"/>
                 <w:sz w:val="18"/>
               </w:rPr>
-              <w:t>4</w:t>
+              <w:t>TR-020–023</w:t>
             </w:r>
           </w:p>
         </w:tc>
@@ -309,7 +325,7 @@
                 <w:b w:val="0"/>
                 <w:sz w:val="18"/>
               </w:rPr>
-              <w:t>5</w:t>
+              <w:t>TR-030–035</w:t>
             </w:r>
           </w:p>
         </w:tc>
@@ -350,7 +366,7 @@
                 <w:b w:val="0"/>
                 <w:sz w:val="18"/>
               </w:rPr>
-              <w:t>6</w:t>
+              <w:t>TR-040–046</w:t>
             </w:r>
           </w:p>
         </w:tc>
@@ -391,7 +407,7 @@
                 <w:b w:val="0"/>
                 <w:sz w:val="18"/>
               </w:rPr>
-              <w:t>7</w:t>
+              <w:t>TR-050–053</w:t>
             </w:r>
           </w:p>
         </w:tc>
@@ -432,7 +448,7 @@
                 <w:b w:val="0"/>
                 <w:sz w:val="18"/>
               </w:rPr>
-              <w:t>8</w:t>
+              <w:t>TR-060–069</w:t>
             </w:r>
           </w:p>
         </w:tc>
@@ -473,7 +489,7 @@
                 <w:b w:val="0"/>
                 <w:sz w:val="18"/>
               </w:rPr>
-              <w:t>9</w:t>
+              <w:t>TR-070–075</w:t>
             </w:r>
           </w:p>
         </w:tc>
@@ -514,7 +530,7 @@
                 <w:b w:val="0"/>
                 <w:sz w:val="18"/>
               </w:rPr>
-              <w:t>10</w:t>
+              <w:t>TR-080–084</w:t>
             </w:r>
           </w:p>
         </w:tc>
@@ -532,7 +548,7 @@
                 <w:b w:val="0"/>
                 <w:sz w:val="18"/>
               </w:rPr>
-              <w:t>Performance and retention</w:t>
+              <w:t>Performance, retention, and diagnostics</w:t>
             </w:r>
           </w:p>
         </w:tc>
@@ -555,7 +571,7 @@
                 <w:b w:val="0"/>
                 <w:sz w:val="18"/>
               </w:rPr>
-              <w:t>11</w:t>
+              <w:t>TR-090–091</w:t>
             </w:r>
           </w:p>
         </w:tc>
@@ -596,7 +612,7 @@
                 <w:b w:val="0"/>
                 <w:sz w:val="18"/>
               </w:rPr>
-              <w:t>12</w:t>
+              <w:t>Traceability</w:t>
             </w:r>
           </w:p>
         </w:tc>
@@ -833,7 +849,48 @@
                 <w:b w:val="0"/>
                 <w:sz w:val="18"/>
               </w:rPr>
-              <w:t>Supervises owned processes and connections, serializes session mutations, reconciles native identity, and reports survival limits.</w:t>
+              <w:t>Talks to the session supervisor, serializes session mutations, reconciles native identity, and reports coverage gaps.</w:t>
+            </w:r>
+          </w:p>
+        </w:tc>
+      </w:tr>
+      <w:tr>
+        <w:trPr>
+          <w:cantSplit/>
+        </w:trPr>
+        <w:tc>
+          <w:tcPr>
+            <w:tcW w:type="dxa" w:w="2088"/>
+            <w:vAlign w:val="center"/>
+          </w:tcPr>
+          <w:p>
+            <w:pPr>
+              <w:spacing w:after="40" w:line="252" w:lineRule="auto"/>
+            </w:pPr>
+            <w:r>
+              <w:rPr>
+                <w:b w:val="0"/>
+                <w:sz w:val="18"/>
+              </w:rPr>
+              <w:t>Session supervisor</w:t>
+            </w:r>
+          </w:p>
+        </w:tc>
+        <w:tc>
+          <w:tcPr>
+            <w:tcW w:type="dxa" w:w="7848"/>
+            <w:vAlign w:val="center"/>
+          </w:tcPr>
+          <w:p>
+            <w:pPr>
+              <w:spacing w:after="40" w:line="252" w:lineRule="auto"/>
+            </w:pPr>
+            <w:r>
+              <w:rPr>
+                <w:b w:val="0"/>
+                <w:sz w:val="18"/>
+              </w:rPr>
+              <w:t>Detached process that owns managed runtime processes and transport connections, spools events, and survives application service restarts.</w:t>
             </w:r>
           </w:p>
         </w:tc>
@@ -1023,7 +1080,7 @@
         <w:widowControl/>
       </w:pPr>
       <w:r>
-        <w:t>TR-002  Use a long-lived Python service with asynchronous adapter workers. Prefer subprocess stdio for documented process protocols; use a small Node sidecar only when a validated SDK requires it. Frame sidecar messages with a versioned typed protocol, correlation IDs, bounded payloads, and separate stderr diagnostics. No browser connection talks directly to a harness.</w:t>
+        <w:t xml:space="preserve">TR-002  Use a long-lived Python service with asynchronous adapter workers. Prefer subprocess stdio for documented process protocols; use a small Node sidecar only when a validated SDK requires it. Frame sidecar messages with a versioned typed protocol, correlation IDs, bounded payloads, and separate stderr diagnostics. Managed runtime processes and sidecars are children of the session supervisor, not of the application service. No browser connection talks directly to a harness.</w:t>
       </w:r>
     </w:p>
     <w:p>
@@ -1061,6 +1118,14 @@
     </w:p>
     <w:p>
       <w:pPr>
+        <w:widowControl/>
+      </w:pPr>
+      <w:r>
+        <w:t xml:space="preserve">TR-006  Run one session supervisor per data directory as a detached process with its own OS lock. It talks to the application service over a user-restricted local socket using a versioned, typed protocol with correlation IDs. The supervisor owns runtime processes and connections, persists events to a bounded spool until the service acknowledges their cursor, and replays unacknowledged events on reconnect. A service restart reconnects to the supervisor and reconciles without relaunching sessions or resending input. Upgrading the supervisor requires no active managed runs or an explicit drain. If the supervisor exits, affected sessions are marked disconnected and offered native resume; nothing relaunches automatically. Sessions are not expected to survive a host reboot.</w:t>
+      </w:r>
+    </w:p>
+    <w:p>
+      <w:pPr>
         <w:pStyle w:val="Heading1"/>
         <w:pageBreakBefore/>
         <w:widowControl/>
@@ -1074,7 +1139,7 @@
         <w:widowControl/>
       </w:pPr>
       <w:r>
-        <w:t>TR-010  Implement a shared adapter interface and isolate protocol details by runtime. The identity key is host ID, runtime name, and native session ID; the Robin UUID is separate. A launch result must include the native identity, working directory, runtime version, ownership mode, and capability report.</w:t>
+        <w:t xml:space="preserve">TR-010  Implement a shared adapter interface and isolate protocol details by runtime. The identity key is host ID, runtime name, and native session ID; the Robin UUID is separate. A launch result must include the native identity, working directory, runtime version, ownership mode, capability report, permission mode, sandbox, and loaded settings sources. Managed sessions load the user's harness settings by default; Robin never selects a mode more permissive than the harness default. When Robin supplies the approval callback, every request is surfaced as an attention item and never answered automatically.</w:t>
       </w:r>
     </w:p>
     <w:tbl>
@@ -1415,7 +1480,7 @@
         <w:widowControl/>
       </w:pPr>
       <w:r>
-        <w:t>Codex app-server is the preferred candidate for structured session and turn control. Its documented stdio protocol and generated schemas allow a version-specific client. Claude Agent SDK is the candidate for programmatic Claude Code execution. Pi RPC provides a process interface; use its SDK only if required capabilities justify a sidecar. These selections are implementation proposals, not a claim of compatible authentication or resume across every version. References appear on page 12.</w:t>
+        <w:t>Codex app-server is the preferred candidate for structured session and turn control. Its documented stdio protocol and generated schemas allow a version-specific client. Claude Agent SDK is the candidate for programmatic Claude Code execution. Pi RPC provides a process interface; use its SDK only if required capabilities justify a sidecar. These selections are implementation proposals, not a claim of compatible authentication or resume across every version. References appear under Source baseline and integration references.</w:t>
       </w:r>
     </w:p>
     <w:p>
@@ -1423,7 +1488,7 @@
         <w:widowControl/>
       </w:pPr>
       <w:r>
-        <w:t>TR-011  Capabilities must be computed for the installed adapter version and session mode. Report launch, native resume, new turn, queued follow-up, steering, interruption, request response, terminal access, and replay individually. Include unsupported reasons and coverage by event family. Externally discovered sessions default to observed mode until attachment is validated.</w:t>
+        <w:t xml:space="preserve">TR-011  Capabilities must be computed for the installed adapter version and session mode. Report launch, native resume, new turn, queued follow-up, steering, interruption, request response, terminal access, and replay individually, plus terminal mode (attach, handoff, or unavailable), finding publication path, and whether review independence is enforced. Include unsupported reasons and coverage by event family. Externally discovered sessions default to observed mode until attachment is validated.</w:t>
       </w:r>
     </w:p>
     <w:p>
@@ -1450,7 +1515,25 @@
         <w:widowControl/>
       </w:pPr>
       <w:r>
-        <w:t>Prove launch, native ID capture, event streaming, follow-up, interruption, input requests, native resume, terminal handoff, and restart behavior. Classify every unsupported operation explicitly.</w:t>
+        <w:t>Prove launch, native ID capture, event streaming, follow-up, interruption, input requests, native resume, terminal handoff, finding publication, and restart behavior. Classify every unsupported operation explicitly.</w:t>
+      </w:r>
+    </w:p>
+    <w:p>
+      <w:pPr>
+        <w:pStyle w:val="ListBullet"/>
+        <w:widowControl/>
+      </w:pPr>
+      <w:r>
+        <w:t>Run each transport under the session supervisor and prove it survives an application service restart; record transports that need tmux or another terminal host.</w:t>
+      </w:r>
+    </w:p>
+    <w:p>
+      <w:pPr>
+        <w:pStyle w:val="ListBullet"/>
+        <w:widowControl/>
+      </w:pPr>
+      <w:r>
+        <w:t>Verify which account and credential types each programmatic integration accepts, including subscription logins, and record the cost implication. Classify each runtime as live or observed-only against the PRD minimum capability floor.</w:t>
       </w:r>
     </w:p>
     <w:p>
@@ -1485,7 +1568,7 @@
         <w:widowControl/>
       </w:pPr>
       <w:r>
-        <w:t>TR-020  Use generated stable IDs, UTC timestamps, schema versions, and explicit foreign keys. Retain native source references and content hashes. A session may appear in multiple task histories through an association table; each new run identifies its current task, and the UI must never silently share prior task context.</w:t>
+        <w:t xml:space="preserve">TR-020  Use generated stable IDs, UTC timestamps, schema versions, and explicit foreign keys. Retain native source references and content hashes. A session may appear in multiple task histories through an association table; each run is bound to one task when it starts, and late or queued events keep that attribution. Work for a different task starts a new native session by default; continuing an existing session requires confirmation and the UI discloses that prior task context is retained.</w:t>
       </w:r>
     </w:p>
     <w:tbl>
@@ -1636,7 +1719,7 @@
                 <w:b w:val="0"/>
                 <w:sz w:val="18"/>
               </w:rPr>
-              <w:t>Runtime, host, native ID, mode, capability snapshot, latest evidence; association role and attachment time.</w:t>
+              <w:t>Runtime, host, native ID, mode, capability snapshot, control owner and lease generation, latest evidence; association role and attachment time.</w:t>
             </w:r>
           </w:p>
         </w:tc>
@@ -1677,7 +1760,7 @@
                 <w:b w:val="0"/>
                 <w:sz w:val="18"/>
               </w:rPr>
-              <w:t>Run ID, session ID, task ID, native turn ID, start/end and outcome; connection generation, last seen, coverage, cursor.</w:t>
+              <w:t>Run ID, session ID, task ID, native turn ID, start/end and outcome; connection generation, supervisor generation, last seen, coverage, cursor.</w:t>
             </w:r>
           </w:p>
         </w:tc>
@@ -1800,7 +1883,7 @@
                 <w:b w:val="0"/>
                 <w:sz w:val="18"/>
               </w:rPr>
-              <w:t>Kind, session/task, native request ID, request generation, state, expiry, allowed responses, originating event, resolution action.</w:t>
+              <w:t>Kind (question, approval, failure, finding_review), session/task, optional native request ID and generation, state including handed_off, expiry, allowed responses, originating event, resolution action.</w:t>
             </w:r>
           </w:p>
         </w:tc>
@@ -1841,7 +1924,7 @@
                 <w:b w:val="0"/>
                 <w:sz w:val="18"/>
               </w:rPr>
-              <w:t>Task, media type, owned path, content hash, source references; immutable finding version, author, claims, recommendations, questions.</w:t>
+              <w:t>Task, media type, owned path, content hash, source references; finding ID, immutable version, author union, submission ID, claims, recommendations, questions, parents.</w:t>
             </w:r>
           </w:p>
         </w:tc>
@@ -1883,6 +1966,47 @@
                 <w:sz w:val="18"/>
               </w:rPr>
               <w:t>Selected source versions and hashes, target, exact approved payload hash, redactions, bounds, estimate, approval time; action and acknowledgement.</w:t>
+            </w:r>
+          </w:p>
+        </w:tc>
+      </w:tr>
+      <w:tr>
+        <w:trPr>
+          <w:cantSplit/>
+        </w:trPr>
+        <w:tc>
+          <w:tcPr>
+            <w:tcW w:type="dxa" w:w="2376"/>
+            <w:vAlign w:val="center"/>
+          </w:tcPr>
+          <w:p>
+            <w:pPr>
+              <w:spacing w:after="40" w:line="252" w:lineRule="auto"/>
+            </w:pPr>
+            <w:r>
+              <w:rPr>
+                <w:b w:val="0"/>
+                <w:sz w:val="18"/>
+              </w:rPr>
+              <w:t>RetrievalGrant</w:t>
+            </w:r>
+          </w:p>
+        </w:tc>
+        <w:tc>
+          <w:tcPr>
+            <w:tcW w:type="dxa" w:w="7560"/>
+            <w:vAlign w:val="center"/>
+          </w:tcPr>
+          <w:p>
+            <w:pPr>
+              <w:spacing w:after="40" w:line="252" w:lineRule="auto"/>
+            </w:pPr>
+            <w:r>
+              <w:rPr>
+                <w:b w:val="0"/>
+                <w:sz w:val="18"/>
+              </w:rPr>
+              <w:t>Session, task, exact artifact versions or excerpt ranges, approving action, issued and revoked times; each read records the returned content hash.</w:t>
             </w:r>
           </w:p>
         </w:tc>
@@ -1949,7 +2073,7 @@
         <w:widowControl/>
       </w:pPr>
       <w:r>
-        <w:t>TR-021  Proposed default: keep database, task artifacts, and logs in the operating system’s user application-data directory. Optional .robin task exports are explicit and must identify repository visibility. Store attachment references or approved snapshots without modifying originals; calculate hashes when attaching and sending.</w:t>
+        <w:t xml:space="preserve">TR-021  Proposed default: keep database, task artifacts, and logs in the operating system’s user application-data directory. Optional .robin task exports are explicit and must identify repository visibility. Store attachment references or approved snapshots without modifying originals; calculate hashes when attaching and sending. Keep project_root, execution_cwd, and artifact_store separate: execution_cwd is the project root or a selected worktree and never the artifact store. Unshared findings are never written inside a project or execution directory.</w:t>
       </w:r>
     </w:p>
     <w:p>
@@ -2381,7 +2505,7 @@
         <w:widowControl/>
       </w:pPr>
       <w:r>
-        <w:t>TR-033  Track inode/file identity, generation, byte offset, and incomplete tail. Buffer incomplete JSONL records; on rotation or truncation create a new generation and reconcile without losing prior history. Quarantine malformed records with safe diagnostics. Never advance a checkpoint beyond uncommitted accepted records.</w:t>
+        <w:t xml:space="preserve">TR-033  Track inode/file identity, generation, byte offset, and incomplete tail. Buffer incomplete JSONL records; on rotation or truncation create a new generation and reconcile without losing prior history. Quarantine malformed records with safe diagnostics: for a complete malformed record, commit the quarantine marker and checkpoint advance in one transaction; keep an incomplete tail pending until it completes. Never advance a checkpoint beyond uncommitted accepted records.</w:t>
       </w:r>
     </w:p>
     <w:p>
@@ -2732,7 +2856,7 @@
         <w:widowControl/>
       </w:pPr>
       <w:r>
-        <w:t>TR-042  Clients generate a unique action_id and reuse it only for the same request. The service returns the stored outcome for identical repeats and rejects an ID reused with a different payload. Serialize mutating controls per session, revalidate capability and connection generation immediately before dispatch, and reject stale preconditions. Local deduplication cannot guarantee exactly-once execution inside an external runtime.</w:t>
+        <w:t xml:space="preserve">TR-042  Clients generate a unique action_id and reuse it only for the same request. The service returns the stored outcome for identical repeats and rejects an ID reused with a different payload. Serialize mutating controls per session, revalidate capability and connection generation immediately before dispatch, and reject stale preconditions. When two clients submit conflicting controls, the first committed action wins and the other receives 409 with the current state. Local deduplication cannot guarantee exactly-once execution inside an external runtime.</w:t>
       </w:r>
     </w:p>
     <w:p>
@@ -2757,7 +2881,7 @@
         <w:widowControl/>
       </w:pPr>
       <w:r>
-        <w:t>TR-044  Interrupt remains pending until confirmed. Forced termination is a separate named destructive action that identifies owned processes and possible loss. On service restart verify process identity using more than PID and reconnect only through validated transports; if a pipe-based connection cannot survive, report that limit and offer native resume without automatic launch.</w:t>
+        <w:t xml:space="preserve">TR-044  Interrupt remains pending until confirmed. Forced termination is a separate named destructive action that identifies owned processes and possible loss. On service restart reconnect to the session supervisor (TR-006) and verify process identity using more than PID. If the supervisor or a transport is gone, report the session disconnected and offer native resume without automatic launch.</w:t>
       </w:r>
     </w:p>
     <w:p>
@@ -2765,7 +2889,15 @@
         <w:widowControl/>
       </w:pPr>
       <w:r>
-        <w:t>TR-045  Approval responses require native request ID, session, request generation, allowed decision, and current pending state. Atomically claim the request, dispatch once, and record outcome. Expired or already resolved requests reject further replies. Dismissal affects the notice only and never sends approval.</w:t>
+        <w:t xml:space="preserve">TR-045  Approval responses require native request ID, session, request generation, allowed decision, and current pending state. Atomically claim the request, dispatch once, and record outcome. A request expires when the runtime reports expiry or, where it has none, when its run ends, is interrupted, or its connection generation changes. Expired or already resolved requests reject further replies. Dismissal affects the notice only and never sends approval.</w:t>
+      </w:r>
+    </w:p>
+    <w:p>
+      <w:pPr>
+        <w:widowControl/>
+      </w:pPr>
+      <w:r>
+        <w:t xml:space="preserve">TR-046  One owner controls a session at a time through a control lease. Adapters declare terminal mode: attach joins the same process, handoff releases Robin's lease, and unavailable blocks terminal access while a managed run is active. During handoff Robin disables controls and marks its pending attention items handed_off; it resumes control only after the user returns it and reconciliation succeeds.</w:t>
       </w:r>
     </w:p>
     <w:p>
@@ -3346,7 +3478,7 @@
         <w:widowControl/>
       </w:pPr>
       <w:r>
-        <w:t>TR-051  Bind loopback by default and serve frontend and API from the same origin. Proposed bootstrap is a single-use random secret in a URL fragment exchanged for an HttpOnly session cookie, then removed from the address bar. Do not log that secret. Validate Origin and Host, require a CSRF token on mutations, and deny wildcard CORS. Production cookie and TLS settings must match the supported local/private access mode.</w:t>
+        <w:t xml:space="preserve">TR-051  Bind loopback by default and serve frontend and API from the same origin. Proposed bootstrap is a single-use random secret in a URL fragment exchanged for an HttpOnly session cookie, then removed from the address bar. The secret has at least 128 bits of entropy, expires after 60 seconds, and is invalidated by any exchange attempt, successful or not; rate-limit the exchange endpoint. Do not log that secret. Validate Origin and Host, require a CSRF token on mutations, and deny wildcard CORS. Production cookie and TLS settings must match the supported local/private access mode.</w:t>
       </w:r>
     </w:p>
     <w:p>
@@ -3356,6 +3488,420 @@
       <w:r>
         <w:t>TR-052  CLI authentication uses a user-restricted local credential or IPC channel; it receives no bypass of task policies. Optional private access to the same host needs explicit configuration, authenticated transport, and documented TLS or SSH forwarding. It does not enable multi-host aggregation.</w:t>
       </w:r>
+    </w:p>
+    <w:p>
+      <w:pPr>
+        <w:widowControl/>
+      </w:pPr>
+      <w:r>
+        <w:t xml:space="preserve">TR-053  The CLI is a client of the same API and adds no endpoints of its own. Commands map to endpoints as follows.</w:t>
+      </w:r>
+    </w:p>
+    <w:tbl>
+      <w:tblPr>
+        <w:tblW w:type="auto" w:w="0"/>
+        <w:jc w:val="center"/>
+        <w:tblLayout w:type="fixed"/>
+        <w:tblLook w:firstColumn="1" w:firstRow="1" w:lastColumn="0" w:lastRow="0" w:noHBand="0" w:noVBand="1" w:val="04A0"/>
+        <w:tblBorders>
+          <w:top w:val="single" w:sz="4" w:color="D9D9D9"/>
+          <w:left w:val="single" w:sz="4" w:color="D9D9D9"/>
+          <w:bottom w:val="single" w:sz="4" w:color="D9D9D9"/>
+          <w:right w:val="single" w:sz="4" w:color="D9D9D9"/>
+          <w:insideH w:val="single" w:sz="4" w:color="D9D9D9"/>
+          <w:insideV w:val="single" w:sz="4" w:color="D9D9D9"/>
+        </w:tblBorders>
+        <w:tblCellMar>
+          <w:top w:w="65" w:type="dxa"/>
+          <w:bottom w:w="65" w:type="dxa"/>
+          <w:left w:w="100" w:type="dxa"/>
+          <w:right w:w="100" w:type="dxa"/>
+        </w:tblCellMar>
+      </w:tblPr>
+      <w:tblGrid>
+        <w:gridCol w:w="3312"/>
+        <w:gridCol w:w="6624"/>
+      </w:tblGrid>
+      <w:tr>
+        <w:trPr>
+          <w:cantSplit/>
+          <w:tblHeader/>
+        </w:trPr>
+        <w:tc>
+          <w:tcPr>
+            <w:tcW w:type="dxa" w:w="3312"/>
+            <w:vAlign w:val="center"/>
+            <w:shd w:fill="E8EDF2"/>
+          </w:tcPr>
+          <w:p>
+            <w:pPr>
+              <w:keepNext/>
+              <w:spacing w:after="40" w:line="252" w:lineRule="auto"/>
+            </w:pPr>
+            <w:r>
+              <w:rPr>
+                <w:b/>
+                <w:sz w:val="18"/>
+              </w:rPr>
+              <w:t>CLI command</w:t>
+            </w:r>
+          </w:p>
+        </w:tc>
+        <w:tc>
+          <w:tcPr>
+            <w:tcW w:type="dxa" w:w="6624"/>
+            <w:vAlign w:val="center"/>
+            <w:shd w:fill="E8EDF2"/>
+          </w:tcPr>
+          <w:p>
+            <w:pPr>
+              <w:keepNext/>
+              <w:spacing w:after="40" w:line="252" w:lineRule="auto"/>
+            </w:pPr>
+            <w:r>
+              <w:rPr>
+                <w:b/>
+                <w:sz w:val="18"/>
+              </w:rPr>
+              <w:t>API contract</w:t>
+            </w:r>
+          </w:p>
+        </w:tc>
+      </w:tr>
+      <w:tr>
+        <w:trPr>
+          <w:cantSplit/>
+        </w:trPr>
+        <w:tc>
+          <w:tcPr>
+            <w:tcW w:type="dxa" w:w="3312"/>
+            <w:vAlign w:val="center"/>
+          </w:tcPr>
+          <w:p>
+            <w:pPr>
+              <w:spacing w:after="40" w:line="252" w:lineRule="auto"/>
+            </w:pPr>
+            <w:r>
+              <w:rPr>
+                <w:b w:val="0"/>
+                <w:sz w:val="18"/>
+              </w:rPr>
+              <w:t>scan, doctor</w:t>
+            </w:r>
+          </w:p>
+        </w:tc>
+        <w:tc>
+          <w:tcPr>
+            <w:tcW w:type="dxa" w:w="6624"/>
+            <w:vAlign w:val="center"/>
+          </w:tcPr>
+          <w:p>
+            <w:pPr>
+              <w:spacing w:after="40" w:line="252" w:lineRule="auto"/>
+            </w:pPr>
+            <w:r>
+              <w:rPr>
+                <w:b w:val="0"/>
+                <w:sz w:val="18"/>
+              </w:rPr>
+              <w:t>POST /adapters/scan; GET /adapters capability and health reports.</w:t>
+            </w:r>
+          </w:p>
+        </w:tc>
+      </w:tr>
+      <w:tr>
+        <w:trPr>
+          <w:cantSplit/>
+        </w:trPr>
+        <w:tc>
+          <w:tcPr>
+            <w:tcW w:type="dxa" w:w="3312"/>
+            <w:vAlign w:val="center"/>
+          </w:tcPr>
+          <w:p>
+            <w:pPr>
+              <w:spacing w:after="40" w:line="252" w:lineRule="auto"/>
+            </w:pPr>
+            <w:r>
+              <w:rPr>
+                <w:b w:val="0"/>
+                <w:sz w:val="18"/>
+              </w:rPr>
+              <w:t>task create, task attach</w:t>
+            </w:r>
+          </w:p>
+        </w:tc>
+        <w:tc>
+          <w:tcPr>
+            <w:tcW w:type="dxa" w:w="6624"/>
+            <w:vAlign w:val="center"/>
+          </w:tcPr>
+          <w:p>
+            <w:pPr>
+              <w:spacing w:after="40" w:line="252" w:lineRule="auto"/>
+            </w:pPr>
+            <w:r>
+              <w:rPr>
+                <w:b w:val="0"/>
+                <w:sz w:val="18"/>
+              </w:rPr>
+              <w:t>POST /tasks; PATCH /tasks/{id} associations with expected revision.</w:t>
+            </w:r>
+          </w:p>
+        </w:tc>
+      </w:tr>
+      <w:tr>
+        <w:trPr>
+          <w:cantSplit/>
+        </w:trPr>
+        <w:tc>
+          <w:tcPr>
+            <w:tcW w:type="dxa" w:w="3312"/>
+            <w:vAlign w:val="center"/>
+          </w:tcPr>
+          <w:p>
+            <w:pPr>
+              <w:spacing w:after="40" w:line="252" w:lineRule="auto"/>
+            </w:pPr>
+            <w:r>
+              <w:rPr>
+                <w:b w:val="0"/>
+                <w:sz w:val="18"/>
+              </w:rPr>
+              <w:t>run, resume, message, interrupt</w:t>
+            </w:r>
+          </w:p>
+        </w:tc>
+        <w:tc>
+          <w:tcPr>
+            <w:tcW w:type="dxa" w:w="6624"/>
+            <w:vAlign w:val="center"/>
+          </w:tcPr>
+          <w:p>
+            <w:pPr>
+              <w:spacing w:after="40" w:line="252" w:lineRule="auto"/>
+            </w:pPr>
+            <w:r>
+              <w:rPr>
+                <w:b w:val="0"/>
+                <w:sz w:val="18"/>
+              </w:rPr>
+              <w:t>POST /sessions/launch; POST /sessions/{id}/actions with a client action_id.</w:t>
+            </w:r>
+          </w:p>
+        </w:tc>
+      </w:tr>
+      <w:tr>
+        <w:trPr>
+          <w:cantSplit/>
+        </w:trPr>
+        <w:tc>
+          <w:tcPr>
+            <w:tcW w:type="dxa" w:w="3312"/>
+            <w:vAlign w:val="center"/>
+          </w:tcPr>
+          <w:p>
+            <w:pPr>
+              <w:spacing w:after="40" w:line="252" w:lineRule="auto"/>
+            </w:pPr>
+            <w:r>
+              <w:rPr>
+                <w:b w:val="0"/>
+                <w:sz w:val="18"/>
+              </w:rPr>
+              <w:t>open --terminal</w:t>
+            </w:r>
+          </w:p>
+        </w:tc>
+        <w:tc>
+          <w:tcPr>
+            <w:tcW w:type="dxa" w:w="6624"/>
+            <w:vAlign w:val="center"/>
+          </w:tcPr>
+          <w:p>
+            <w:pPr>
+              <w:spacing w:after="40" w:line="252" w:lineRule="auto"/>
+            </w:pPr>
+            <w:r>
+              <w:rPr>
+                <w:b w:val="0"/>
+                <w:sz w:val="18"/>
+              </w:rPr>
+              <w:t>POST /sessions/{id}/actions native-open; acquires or releases the control lease (TR-046).</w:t>
+            </w:r>
+          </w:p>
+        </w:tc>
+      </w:tr>
+      <w:tr>
+        <w:trPr>
+          <w:cantSplit/>
+        </w:trPr>
+        <w:tc>
+          <w:tcPr>
+            <w:tcW w:type="dxa" w:w="3312"/>
+            <w:vAlign w:val="center"/>
+          </w:tcPr>
+          <w:p>
+            <w:pPr>
+              <w:spacing w:after="40" w:line="252" w:lineRule="auto"/>
+            </w:pPr>
+            <w:r>
+              <w:rPr>
+                <w:b w:val="0"/>
+                <w:sz w:val="18"/>
+              </w:rPr>
+              <w:t>share, context preview</w:t>
+            </w:r>
+          </w:p>
+        </w:tc>
+        <w:tc>
+          <w:tcPr>
+            <w:tcW w:type="dxa" w:w="6624"/>
+            <w:vAlign w:val="center"/>
+          </w:tcPr>
+          <w:p>
+            <w:pPr>
+              <w:spacing w:after="40" w:line="252" w:lineRule="auto"/>
+            </w:pPr>
+            <w:r>
+              <w:rPr>
+                <w:b w:val="0"/>
+                <w:sz w:val="18"/>
+              </w:rPr>
+              <w:t>POST /context/previews; prints preview ID, recipient, sources, size, and hash.</w:t>
+            </w:r>
+          </w:p>
+        </w:tc>
+      </w:tr>
+      <w:tr>
+        <w:trPr>
+          <w:cantSplit/>
+        </w:trPr>
+        <w:tc>
+          <w:tcPr>
+            <w:tcW w:type="dxa" w:w="3312"/>
+            <w:vAlign w:val="center"/>
+          </w:tcPr>
+          <w:p>
+            <w:pPr>
+              <w:spacing w:after="40" w:line="252" w:lineRule="auto"/>
+            </w:pPr>
+            <w:r>
+              <w:rPr>
+                <w:b w:val="0"/>
+                <w:sz w:val="18"/>
+              </w:rPr>
+              <w:t>context deliver --confirm HASH</w:t>
+            </w:r>
+          </w:p>
+        </w:tc>
+        <w:tc>
+          <w:tcPr>
+            <w:tcW w:type="dxa" w:w="6624"/>
+            <w:vAlign w:val="center"/>
+          </w:tcPr>
+          <w:p>
+            <w:pPr>
+              <w:spacing w:after="40" w:line="252" w:lineRule="auto"/>
+            </w:pPr>
+            <w:r>
+              <w:rPr>
+                <w:b w:val="0"/>
+                <w:sz w:val="18"/>
+              </w:rPr>
+              <w:t>POST /context/{id}/deliver with the approved preview hash.</w:t>
+            </w:r>
+          </w:p>
+        </w:tc>
+      </w:tr>
+      <w:tr>
+        <w:trPr>
+          <w:cantSplit/>
+        </w:trPr>
+        <w:tc>
+          <w:tcPr>
+            <w:tcW w:type="dxa" w:w="3312"/>
+            <w:vAlign w:val="center"/>
+          </w:tcPr>
+          <w:p>
+            <w:pPr>
+              <w:spacing w:after="40" w:line="252" w:lineRule="auto"/>
+            </w:pPr>
+            <w:r>
+              <w:rPr>
+                <w:b w:val="0"/>
+                <w:sz w:val="18"/>
+              </w:rPr>
+              <w:t>compare, synthesize --findings</w:t>
+            </w:r>
+          </w:p>
+        </w:tc>
+        <w:tc>
+          <w:tcPr>
+            <w:tcW w:type="dxa" w:w="6624"/>
+            <w:vAlign w:val="center"/>
+          </w:tcPr>
+          <w:p>
+            <w:pPr>
+              <w:spacing w:after="40" w:line="252" w:lineRule="auto"/>
+            </w:pPr>
+            <w:r>
+              <w:rPr>
+                <w:b w:val="0"/>
+                <w:sz w:val="18"/>
+              </w:rPr>
+              <w:t>GET /findings by task; synthesis is preview plus deliver to the chosen session.</w:t>
+            </w:r>
+          </w:p>
+        </w:tc>
+      </w:tr>
+      <w:tr>
+        <w:trPr>
+          <w:cantSplit/>
+        </w:trPr>
+        <w:tc>
+          <w:tcPr>
+            <w:tcW w:type="dxa" w:w="3312"/>
+            <w:vAlign w:val="center"/>
+          </w:tcPr>
+          <w:p>
+            <w:pPr>
+              <w:spacing w:after="40" w:line="252" w:lineRule="auto"/>
+            </w:pPr>
+            <w:r>
+              <w:rPr>
+                <w:b w:val="0"/>
+                <w:sz w:val="18"/>
+              </w:rPr>
+              <w:t>search</w:t>
+            </w:r>
+          </w:p>
+        </w:tc>
+        <w:tc>
+          <w:tcPr>
+            <w:tcW w:type="dxa" w:w="6624"/>
+            <w:vAlign w:val="center"/>
+          </w:tcPr>
+          <w:p>
+            <w:pPr>
+              <w:spacing w:after="40" w:line="252" w:lineRule="auto"/>
+            </w:pPr>
+            <w:r>
+              <w:rPr>
+                <w:b w:val="0"/>
+                <w:sz w:val="18"/>
+              </w:rPr>
+              <w:t>GET /search with task scope and bounded pagination.</w:t>
+            </w:r>
+          </w:p>
+        </w:tc>
+      </w:tr>
+    </w:tbl>
+    <w:p>
+      <w:pPr>
+        <w:widowControl/>
+        <w:spacing w:after="40" w:line="40" w:lineRule="exact" w:before="0"/>
+      </w:pPr>
     </w:p>
     <w:p>
       <w:pPr>
@@ -3372,7 +3918,7 @@
         <w:widowControl/>
       </w:pPr>
       <w:r>
-        <w:t>TR-060  A structured finding must include schema version, task ID, author runtime and native session, creation time, summary, claims with evidence references, recommendations, unresolved questions, and parent artifact IDs. Missing evidence is permitted only when labeled unsupported. Browser-rendered claims are untrusted text, not executable instructions.</w:t>
+        <w:t xml:space="preserve">TR-060  A structured finding must include schema version, finding ID, immutable version, submission ID, task ID, author, creation time, summary, claims with evidence references, recommendations, unresolved questions, and parent artifact IDs. Author is either {kind: user} or {kind: agent, runtime, native_session_id, run_id}. Missing evidence is permitted only when labeled unsupported. Browser-rendered claims are untrusted text, not executable instructions. This schema is authoritative; the PRD example mirrors it.</w:t>
       </w:r>
     </w:p>
     <w:p>
@@ -3385,27 +3931,175 @@
           <w:rFonts w:ascii="DejaVu Sans Mono" w:hAnsi="DejaVu Sans Mono"/>
           <w:sz w:val="17"/>
         </w:rPr>
-        <w:t>{</w:t>
+        <w:t xml:space="preserve">{</w:t>
+      </w:r>
+      <w:r>
+        <w:rPr>
+          <w:rFonts w:ascii="DejaVu Sans Mono" w:hAnsi="DejaVu Sans Mono"/>
+          <w:sz w:val="17"/>
+        </w:rPr>
         <w:br/>
-        <w:t xml:space="preserve">  "schema_version": 1, "task_id": "task_01",</w:t>
+      </w:r>
+      <w:r>
+        <w:rPr>
+          <w:rFonts w:ascii="DejaVu Sans Mono" w:hAnsi="DejaVu Sans Mono"/>
+          <w:sz w:val="17"/>
+        </w:rPr>
+        <w:t xml:space="preserve">  "schema_version": 1, "finding_id": "find_01", "version": 1,</w:t>
+      </w:r>
+      <w:r>
+        <w:rPr>
+          <w:rFonts w:ascii="DejaVu Sans Mono" w:hAnsi="DejaVu Sans Mono"/>
+          <w:sz w:val="17"/>
+        </w:rPr>
         <w:br/>
+      </w:r>
+      <w:r>
+        <w:rPr>
+          <w:rFonts w:ascii="DejaVu Sans Mono" w:hAnsi="DejaVu Sans Mono"/>
+          <w:sz w:val="17"/>
+        </w:rPr>
+        <w:t xml:space="preserve">  "submission_id": "sub_9f2", "task_id": "task_01",</w:t>
+      </w:r>
+      <w:r>
+        <w:rPr>
+          <w:rFonts w:ascii="DejaVu Sans Mono" w:hAnsi="DejaVu Sans Mono"/>
+          <w:sz w:val="17"/>
+        </w:rPr>
+        <w:br/>
+      </w:r>
+      <w:r>
+        <w:rPr>
+          <w:rFonts w:ascii="DejaVu Sans Mono" w:hAnsi="DejaVu Sans Mono"/>
+          <w:sz w:val="17"/>
+        </w:rPr>
         <w:t xml:space="preserve">  "created_at": "2026-10-14T12:00:00Z",</w:t>
+      </w:r>
+      <w:r>
+        <w:rPr>
+          <w:rFonts w:ascii="DejaVu Sans Mono" w:hAnsi="DejaVu Sans Mono"/>
+          <w:sz w:val="17"/>
+        </w:rPr>
         <w:br/>
-        <w:t xml:space="preserve">  "author": {"runtime": "codex", "native_session_id": "native_42"},</w:t>
+      </w:r>
+      <w:r>
+        <w:rPr>
+          <w:rFonts w:ascii="DejaVu Sans Mono" w:hAnsi="DejaVu Sans Mono"/>
+          <w:sz w:val="17"/>
+        </w:rPr>
+        <w:t xml:space="preserve">  "author": {"kind": "agent", "runtime": "codex",</w:t>
+      </w:r>
+      <w:r>
+        <w:rPr>
+          <w:rFonts w:ascii="DejaVu Sans Mono" w:hAnsi="DejaVu Sans Mono"/>
+          <w:sz w:val="17"/>
+        </w:rPr>
         <w:br/>
+      </w:r>
+      <w:r>
+        <w:rPr>
+          <w:rFonts w:ascii="DejaVu Sans Mono" w:hAnsi="DejaVu Sans Mono"/>
+          <w:sz w:val="17"/>
+        </w:rPr>
+        <w:t xml:space="preserve">             "native_session_id": "native_42", "run_id": "run_07"},</w:t>
+      </w:r>
+      <w:r>
+        <w:rPr>
+          <w:rFonts w:ascii="DejaVu Sans Mono" w:hAnsi="DejaVu Sans Mono"/>
+          <w:sz w:val="17"/>
+        </w:rPr>
+        <w:br/>
+      </w:r>
+      <w:r>
+        <w:rPr>
+          <w:rFonts w:ascii="DejaVu Sans Mono" w:hAnsi="DejaVu Sans Mono"/>
+          <w:sz w:val="17"/>
+        </w:rPr>
         <w:t xml:space="preserve">  "summary": "The reconnect path can duplicate a prompt.",</w:t>
+      </w:r>
+      <w:r>
+        <w:rPr>
+          <w:rFonts w:ascii="DejaVu Sans Mono" w:hAnsi="DejaVu Sans Mono"/>
+          <w:sz w:val="17"/>
+        </w:rPr>
         <w:br/>
+      </w:r>
+      <w:r>
+        <w:rPr>
+          <w:rFonts w:ascii="DejaVu Sans Mono" w:hAnsi="DejaVu Sans Mono"/>
+          <w:sz w:val="17"/>
+        </w:rPr>
         <w:t xml:space="preserve">  "claims": [{"text": "Delivery state is not persisted before send.",</w:t>
+      </w:r>
+      <w:r>
+        <w:rPr>
+          <w:rFonts w:ascii="DejaVu Sans Mono" w:hAnsi="DejaVu Sans Mono"/>
+          <w:sz w:val="17"/>
+        </w:rPr>
         <w:br/>
+      </w:r>
+      <w:r>
+        <w:rPr>
+          <w:rFonts w:ascii="DejaVu Sans Mono" w:hAnsi="DejaVu Sans Mono"/>
+          <w:sz w:val="17"/>
+        </w:rPr>
         <w:t xml:space="preserve">    "evidence": [{"artifact_id": "src_08", "range": "120-135"}]}],</w:t>
+      </w:r>
+      <w:r>
+        <w:rPr>
+          <w:rFonts w:ascii="DejaVu Sans Mono" w:hAnsi="DejaVu Sans Mono"/>
+          <w:sz w:val="17"/>
+        </w:rPr>
         <w:br/>
+      </w:r>
+      <w:r>
+        <w:rPr>
+          <w:rFonts w:ascii="DejaVu Sans Mono" w:hAnsi="DejaVu Sans Mono"/>
+          <w:sz w:val="17"/>
+        </w:rPr>
         <w:t xml:space="preserve">  "recommendations": ["Persist an action ID before dispatch."],</w:t>
+      </w:r>
+      <w:r>
+        <w:rPr>
+          <w:rFonts w:ascii="DejaVu Sans Mono" w:hAnsi="DejaVu Sans Mono"/>
+          <w:sz w:val="17"/>
+        </w:rPr>
         <w:br/>
+      </w:r>
+      <w:r>
+        <w:rPr>
+          <w:rFonts w:ascii="DejaVu Sans Mono" w:hAnsi="DejaVu Sans Mono"/>
+          <w:sz w:val="17"/>
+        </w:rPr>
         <w:t xml:space="preserve">  "questions": ["Does the runtime expose reconciliation IDs?"],</w:t>
+      </w:r>
+      <w:r>
+        <w:rPr>
+          <w:rFonts w:ascii="DejaVu Sans Mono" w:hAnsi="DejaVu Sans Mono"/>
+          <w:sz w:val="17"/>
+        </w:rPr>
         <w:br/>
+      </w:r>
+      <w:r>
+        <w:rPr>
+          <w:rFonts w:ascii="DejaVu Sans Mono" w:hAnsi="DejaVu Sans Mono"/>
+          <w:sz w:val="17"/>
+        </w:rPr>
         <w:t xml:space="preserve">  "parents": []</w:t>
+      </w:r>
+      <w:r>
+        <w:rPr>
+          <w:rFonts w:ascii="DejaVu Sans Mono" w:hAnsi="DejaVu Sans Mono"/>
+          <w:sz w:val="17"/>
+        </w:rPr>
         <w:br/>
-        <w:t>}</w:t>
+      </w:r>
+      <w:r>
+        <w:rPr>
+          <w:rFonts w:ascii="DejaVu Sans Mono" w:hAnsi="DejaVu Sans Mono"/>
+          <w:sz w:val="17"/>
+        </w:rPr>
+        <w:t xml:space="preserve">}</w:t>
       </w:r>
     </w:p>
     <w:p>
@@ -3430,7 +4124,7 @@
         <w:widowControl/>
       </w:pPr>
       <w:r>
-        <w:t>TR-062  Proposed initial limits are 100 search results per page, 100 transcript messages per excerpt, and 256 KiB of text per context packet. These are engineering guardrails to validate, not PRD promises. Never silently truncate selected evidence: require a smaller selection or explicit approved summarization. Preserve pinned exact evidence and source attribution.</w:t>
+        <w:t xml:space="preserve">TR-062  Proposed initial limits are 100 search results per page, 100 transcript messages per excerpt, and 256 KiB of text per context packet. The packet limit applies to inline text; larger approved artifacts are referenced by ID and retrievable only through a grant. The 64 KiB inline limit in TR-082 is a display limit only. These are engineering guardrails to validate, not PRD promises. Never silently truncate selected evidence: require a smaller selection or explicit approved summarization. Preserve pinned exact evidence and source attribution.</w:t>
       </w:r>
     </w:p>
     <w:p>
@@ -3455,7 +4149,7 @@
         <w:widowControl/>
       </w:pPr>
       <w:r>
-        <w:t>TR-064  Track prepared, submitted, acknowledged, failed, and outcome_unknown delivery. Adapter acknowledgement proves accepted input only; consumption is claimed only with supporting native evidence. Record each resulting synthesis as a new artifact linked to the manifest and input versions. Independent reviewers receive no other-agent findings until explicit transfer.</w:t>
+        <w:t xml:space="preserve">TR-064  Track prepared, submitted, acknowledged, failed, and outcome_unknown delivery. Adapter acknowledgement proves accepted input only; consumption is claimed only with supporting native evidence. Record each resulting synthesis as a new artifact linked to the manifest and input versions. Independent reviewers receive no other-agent findings until explicit transfer. Robin never injects unselected findings and keeps unshared findings outside every project and execution directory. Where the runtime sandbox can exclude the artifact store, launch reviewers with that exclusion; otherwise report independence as not enforced and label the review.</w:t>
       </w:r>
     </w:p>
     <w:p>
@@ -3463,7 +4157,7 @@
         <w:widowControl/>
       </w:pPr>
       <w:r>
-        <w:t>TR-065  Flag duplicate hashes and derived artifacts; exclude detected context loops by default. Every summary labels itself and links to its sources. New claims in a synthesis need separate evidence. Do not treat repeated paraphrases as independent confirmation.</w:t>
+        <w:t xml:space="preserve">TR-065  Flag duplicate hashes and label derived artifacts in every preview (P0). Excluding detected context loops by default through lineage is P1 (PRD FR-025). Every summary labels itself and links to its sources. New claims in a synthesis need separate evidence. Do not treat repeated paraphrases as independent confirmation.</w:t>
       </w:r>
     </w:p>
     <w:p>
@@ -3471,7 +4165,31 @@
         <w:widowControl/>
       </w:pPr>
       <w:r>
-        <w:t>TR-066  Optional MCP calls are scoped to a task and calling session. task.get, finding.list/read/publish, artifact.publish, and session.read_excerpt expose only granted sources and approved ranges. No arbitrary filesystem or global transcript access is implied by attaching a session.</w:t>
+        <w:t xml:space="preserve">TR-066  Optional MCP calls are scoped to a task and calling session. task.get, finding.list/read/publish, artifact.publish, session.search, and session.read_excerpt expose only granted sources and approved ranges; session.search covers only sessions granted to the task. No arbitrary filesystem or global transcript access is implied by attaching a session.</w:t>
+      </w:r>
+    </w:p>
+    <w:p>
+      <w:pPr>
+        <w:widowControl/>
+      </w:pPr>
+      <w:r>
+        <w:t xml:space="preserve">TR-067  Every adapter must support at least one validated finding publication path: task-scoped MCP finding.publish, or a structured final-message block that the adapter parses from the session's own event stream. Robin passes a per-session launch identity and derives attribution from it, never from file contents or self-reported fields. Duplicate submission IDs return the stored result; invalid submissions are recorded as rejected and raise a finding_review attention item. Phase 0 selects the path per runtime.</w:t>
+      </w:r>
+    </w:p>
+    <w:p>
+      <w:pPr>
+        <w:widowControl/>
+      </w:pPr>
+      <w:r>
+        <w:t xml:space="preserve">TR-068  Agent retrieval requires a RetrievalGrant bound to the calling session, task, exact artifact versions or excerpt ranges, and the approving user action. Grants never widen to newer versions or wider ranges and can be revoked. Each read records a manifest and delivery with the exact content returned.</w:t>
+      </w:r>
+    </w:p>
+    <w:p>
+      <w:pPr>
+        <w:widowControl/>
+      </w:pPr>
+      <w:r>
+        <w:t xml:space="preserve">TR-069  Context packets frame shared content as quoted data with source labels and an explicit instruction boundary. The preview flags excerpts containing tool output or web content. Treat all transferred text as untrusted input to the target agent.</w:t>
       </w:r>
     </w:p>
     <w:p>
@@ -3763,7 +4481,89 @@
                 <w:b w:val="0"/>
                 <w:sz w:val="18"/>
               </w:rPr>
-              <w:t>Honor exclusions before persistence where feasible; scan packets and present editable redaction previews. A scanner is not proof that content is secret-free.</w:t>
+              <w:t>Honor exclusions before persistence where feasible; scan at index time and mask matches in search results and snippets; scan packets and present editable redaction previews. A scanner is not proof that content is secret-free.</w:t>
+            </w:r>
+          </w:p>
+        </w:tc>
+      </w:tr>
+      <w:tr>
+        <w:trPr>
+          <w:cantSplit/>
+        </w:trPr>
+        <w:tc>
+          <w:tcPr>
+            <w:tcW w:type="dxa" w:w="2304"/>
+            <w:vAlign w:val="center"/>
+          </w:tcPr>
+          <w:p>
+            <w:pPr>
+              <w:spacing w:after="40" w:line="252" w:lineRule="auto"/>
+            </w:pPr>
+            <w:r>
+              <w:rPr>
+                <w:b w:val="0"/>
+                <w:sz w:val="18"/>
+              </w:rPr>
+              <w:t>Agent-to-agent content</w:t>
+            </w:r>
+          </w:p>
+        </w:tc>
+        <w:tc>
+          <w:tcPr>
+            <w:tcW w:type="dxa" w:w="7632"/>
+            <w:vAlign w:val="center"/>
+          </w:tcPr>
+          <w:p>
+            <w:pPr>
+              <w:spacing w:after="40" w:line="252" w:lineRule="auto"/>
+            </w:pPr>
+            <w:r>
+              <w:rPr>
+                <w:b w:val="0"/>
+                <w:sz w:val="18"/>
+              </w:rPr>
+              <w:t>Frame transfers as quoted data (TR-069); flag tool and web output in previews.</w:t>
+            </w:r>
+          </w:p>
+        </w:tc>
+      </w:tr>
+      <w:tr>
+        <w:trPr>
+          <w:cantSplit/>
+        </w:trPr>
+        <w:tc>
+          <w:tcPr>
+            <w:tcW w:type="dxa" w:w="2304"/>
+            <w:vAlign w:val="center"/>
+          </w:tcPr>
+          <w:p>
+            <w:pPr>
+              <w:spacing w:after="40" w:line="252" w:lineRule="auto"/>
+            </w:pPr>
+            <w:r>
+              <w:rPr>
+                <w:b w:val="0"/>
+                <w:sz w:val="18"/>
+              </w:rPr>
+              <w:t>Harness configuration</w:t>
+            </w:r>
+          </w:p>
+        </w:tc>
+        <w:tc>
+          <w:tcPr>
+            <w:tcW w:type="dxa" w:w="7632"/>
+            <w:vAlign w:val="center"/>
+          </w:tcPr>
+          <w:p>
+            <w:pPr>
+              <w:spacing w:after="40" w:line="252" w:lineRule="auto"/>
+            </w:pPr>
+            <w:r>
+              <w:rPr>
+                <w:b w:val="0"/>
+                <w:sz w:val="18"/>
+              </w:rPr>
+              <w:t>Install hooks only on explicit opt-in with a preview of the change and a documented uninstall; never modify harness settings silently.</w:t>
             </w:r>
           </w:p>
         </w:tc>
@@ -3871,7 +4671,7 @@
         <w:widowControl/>
       </w:pPr>
       <w:r>
-        <w:t>TR-071  Ship a uv/pipx-compatible command with bundled static assets and a capability doctor command. Installation checks SQLite FTS5, adapter prerequisites, writable data directory, and an available loopback port. Declare supported OS and runtime versions in release notes. Bind only one service per data directory using an OS lock.</w:t>
+        <w:t xml:space="preserve">TR-071  Ship a uv/pipx-compatible command with bundled static assets and a capability doctor command. Installation checks SQLite FTS5, adapter prerequisites, writable data directory, and an available loopback port. The doctor reports tmux as optional; without it, terminal fallback uses the validated native command in the user's own terminal and tmux attachment is disabled with a reason. Declare supported OS and runtime versions in release notes. Bind only one service and one supervisor per data directory using OS locks; the doctor reports supervisor health and protocol version.</w:t>
       </w:r>
     </w:p>
     <w:p>
@@ -3879,7 +4679,7 @@
         <w:widowControl/>
       </w:pPr>
       <w:r>
-        <w:t>TR-072  Distinguish browser close, service exit, run interruption, force termination, metadata deletion, artifact deletion, and worktree removal. A service shutdown names affected managed connections; it must not claim child sessions survive unless that transport was tested. Startup reconciliation never automatically starts a new turn.</w:t>
+        <w:t xml:space="preserve">TR-072  Distinguish browser close, service exit, run interruption, force termination, metadata deletion, artifact deletion, and worktree removal. Distinguish service exit from supervisor shutdown: managed sessions continue under the supervisor when the service exits, and stopping the supervisor is a confirmed action that names the sessions it ends. Startup reconciliation never automatically starts a new turn.</w:t>
       </w:r>
     </w:p>
     <w:p>
@@ -3888,7 +4688,7 @@
         <w:widowControl/>
       </w:pPr>
       <w:r>
-        <w:t>Migrations backup and export</w:t>
+        <w:t>Migrations, backup, and export</w:t>
       </w:r>
     </w:p>
     <w:p>
@@ -3896,7 +4696,7 @@
         <w:widowControl/>
       </w:pPr>
       <w:r>
-        <w:t>TR-073  Apply versioned migrations with a schema compatibility check and a consistent pre-migration backup. Fail safely if migration is interrupted. Use SQLite’s backup facility or a stopped service rather than copying an active database file without its WAL state. Downgrades require a compatible backup; do not improvise schema rollback.</w:t>
+        <w:t xml:space="preserve">TR-073  Backup and export implement PRD FR-043. Apply versioned migrations with a schema compatibility check and a consistent pre-migration backup. Fail safely if migration is interrupted. Use SQLite’s backup facility or a stopped service rather than copying an active database file without its WAL state. Downgrades require a compatible backup; do not improvise schema rollback.</w:t>
       </w:r>
     </w:p>
     <w:p>
@@ -3904,7 +4704,24 @@
         <w:widowControl/>
       </w:pPr>
       <w:r>
-        <w:t>TR-074  Export task metadata, owned artifacts, finding versions, and manifests with relative paths and hashes. Exclude credentials. Mark external native source references as references rather than pretending they were exported. Back up artifact files consistently with the database snapshot.</w:t>
+        <w:t xml:space="preserve">TR-074  Export task metadata, owned artifacts, finding versions, and manifests with relative paths and hashes. Exclude credentials. Mark external native source references as references rather than pretending they were exported. Back up artifact files consistently with the database snapshot. A restore into a clean data directory must reproduce findings, manifests, and hashes.</w:t>
+      </w:r>
+    </w:p>
+    <w:p>
+      <w:pPr>
+        <w:pStyle w:val="Heading2"/>
+        <w:widowControl/>
+      </w:pPr>
+      <w:r>
+        <w:t>Git metadata and worktrees</w:t>
+      </w:r>
+    </w:p>
+    <w:p>
+      <w:pPr>
+        <w:widowControl/>
+      </w:pPr>
+      <w:r>
+        <w:t xml:space="preserve">TR-075  Read Git metadata (repository, branch, base commit, working-tree state, changed files) off the request path and refresh it without blocking transcript navigation. Treat a non-Git directory as valid with no Git fields. Worktree creation and removal follow TR-070 and TR-072.</w:t>
       </w:r>
     </w:p>
     <w:p>
@@ -3914,7 +4731,7 @@
         <w:widowControl/>
       </w:pPr>
       <w:r>
-        <w:t>Performance retention and diagnostics</w:t>
+        <w:t>Performance, retention, and diagnostics</w:t>
       </w:r>
     </w:p>
     <w:p>
@@ -4296,7 +5113,7 @@
         <w:widowControl/>
       </w:pPr>
       <w:r>
-        <w:t>TR-084  Health checks distinguish service ready, database writable, index backlog, adapter availability, event coverage, and stale session connections. Keep diagnostics local. Surface retryable indexing failures without repeatedly notifying the user for the same source; active failed controls always receive a visible outcome.</w:t>
+        <w:t xml:space="preserve">TR-084  Health checks distinguish service ready, database writable, index backlog, supervisor connection, adapter availability, event coverage, and stale session connections. Keep diagnostics local. Surface retryable indexing failures without repeatedly notifying the user for the same source; active failed controls always receive a visible outcome.</w:t>
       </w:r>
     </w:p>
     <w:p>
@@ -4465,7 +5282,7 @@
                 <w:b w:val="0"/>
                 <w:sz w:val="18"/>
               </w:rPr>
-              <w:t>Migration interruption, rollback, checkpoint atomicity, ID conflict, two browser tabs, per-session mutation ordering, crash during dispatch, and outcome_unknown recovery.</w:t>
+              <w:t>Migration interruption, rollback, checkpoint atomicity, ID conflict, two browser tabs, per-session mutation ordering, crash during dispatch, outcome_unknown recovery, service restart under the supervisor, supervisor crash, and backup restore into a clean data directory.</w:t>
             </w:r>
           </w:p>
         </w:tc>
@@ -4506,7 +5323,7 @@
                 <w:b w:val="0"/>
                 <w:sz w:val="18"/>
               </w:rPr>
-              <w:t>Real launch, native ID, follow-up mode, interruption, approval expiry, rejection, resume, event coverage, terminal fallback, auth failure, and unsupported version.</w:t>
+              <w:t>Real launch, native ID, permission settings, follow-up mode, interruption, approval expiry, rejection, resume, task switch attribution, terminal handoff ownership, event coverage, terminal fallback, auth failure, and unsupported version.</w:t>
             </w:r>
           </w:p>
         </w:tc>
@@ -4588,7 +5405,7 @@
                 <w:b w:val="0"/>
                 <w:sz w:val="18"/>
               </w:rPr>
-              <w:t>Independent inputs, selected findings only, packet-size limit, changed source invalidation, redaction, immutable payload hash, lineage, and acknowledged synthesis.</w:t>
+              <w:t>Independent inputs and reported isolation boundary, selected findings only, publication with MCP disabled, rejected submission, grant scope, packet-size limit, changed source invalidation, redaction, immutable payload hash, lineage, and acknowledged synthesis.</w:t>
             </w:r>
           </w:p>
         </w:tc>
@@ -4688,7 +5505,7 @@
         <w:widowControl/>
       </w:pPr>
       <w:r>
-        <w:t>End to end release scenario</w:t>
+        <w:t>End-to-end release scenario</w:t>
       </w:r>
     </w:p>
     <w:p>
@@ -4696,7 +5513,7 @@
         <w:widowControl/>
       </w:pPr>
       <w:r>
-        <w:t>Register a repository and PRD-review task. Discover one historical session per harness; launch one managed session per harness, observe real events, and collect findings. Handle supported attention, interrupt one run, preview Codex and Pi findings for Claude, confirm delivery, and retain the resulting synthesis. Search back to the sources. Refresh the browser and restart the service, then reconcile without relaunch or repeated input.</w:t>
+        <w:t>Register a repository and PRD-review task. Discover one historical session per harness; launch one managed session per harness, observe real events, and collect findings. Handle supported attention, interrupt one run, preview Codex and Pi findings for Claude, confirm delivery, and retain the resulting synthesis. Search back to the sources. Refresh the browser and restart the service; the supervisor keeps managed sessions running and Robin reconciles them without relaunch or repeated input.</w:t>
       </w:r>
     </w:p>
     <w:p>
@@ -4704,7 +5521,7 @@
         <w:widowControl/>
       </w:pPr>
       <w:r>
-        <w:t>Also verify unsupported controls, expired approvals, malformed sources, a lost delivery acknowledgement, and unavailable historical content. The UI must retain honest state and never turn a native end-of-turn signal into verified task completion.</w:t>
+        <w:t>Also verify supervisor exit without automatic relaunch, backup and restore, unsupported controls, expired approvals, malformed sources, a lost delivery acknowledgement, and unavailable historical content. The UI must retain honest state and never turn a native end-of-turn signal into verified task completion.</w:t>
       </w:r>
     </w:p>
     <w:p>
@@ -4721,7 +5538,7 @@
         <w:widowControl/>
       </w:pPr>
       <w:r>
-        <w:t>TR-091  P0 workflow failures block release. Runtime-specific limits can be accepted only if the capability matrix and native fallback still satisfy the PRD workflow; do not silently reduce the three-runtime scope. The release record includes builds, tested versions, test results, unresolved limits, recovery evidence, and benchmark data. P1 features must not delay the first complete P0 vertical slice.</w:t>
+        <w:t xml:space="preserve">TR-091  P0 workflow failures block release. Runtime-specific limits can be accepted only if the capability matrix and native fallback still satisfy the PRD workflow; a runtime that misses the PRD minimum capability floor ships observed-only with live controls disabled and the reason shown. The release record includes each runtime's live or observed-only level, builds, tested versions, test results, unresolved limits, recovery evidence, and benchmark data. P1 features must not delay the first complete P0 vertical slice.</w:t>
       </w:r>
     </w:p>
     <w:p>
@@ -4841,7 +5658,7 @@
                 <w:b w:val="0"/>
                 <w:sz w:val="18"/>
               </w:rPr>
-              <w:t>TR-001, 020–023, 050; project/task/session identity and associations.</w:t>
+              <w:t>TR-001, 020–023, 050, 075; project/task/session identity and associations.</w:t>
             </w:r>
           </w:p>
         </w:tc>
@@ -4882,7 +5699,7 @@
                 <w:b w:val="0"/>
                 <w:sz w:val="18"/>
               </w:rPr>
-              <w:t>TR-010–012, 030–035, 040–045; discovery, state, native controls, capability reports.</w:t>
+              <w:t>TR-002, 006, 010–012, 020, 030–035, 040–046; discovery, supervisor, state, native controls, permission settings, capability reports.</w:t>
             </w:r>
           </w:p>
         </w:tc>
@@ -4923,7 +5740,7 @@
                 <w:b w:val="0"/>
                 <w:sz w:val="18"/>
               </w:rPr>
-              <w:t>TR-021–022, 060–066; findings, selected packets, excerpt bounds, synthesis, lineage.</w:t>
+              <w:t>TR-021–022, 060–069; findings, publication path, grants, selected packets, excerpt bounds, synthesis, lineage (FR-025 P1).</w:t>
             </w:r>
           </w:p>
         </w:tc>
@@ -4964,7 +5781,7 @@
                 <w:b w:val="0"/>
                 <w:sz w:val="18"/>
               </w:rPr>
-              <w:t>TR-001, 030–035, 040–045, 050–052; dashboard, attention, preview, recovery, native access.</w:t>
+              <w:t>TR-001, 006, 030–035, 040–046, 050–053, 064; dashboard, attention, preview, independence, restart continuity, native access.</w:t>
             </w:r>
           </w:p>
         </w:tc>
@@ -5028,7 +5845,7 @@
                 <w:b w:val="0"/>
                 <w:sz w:val="18"/>
               </w:rPr>
-              <w:t>FR-040–042</w:t>
+              <w:t>FR-040–043</w:t>
             </w:r>
           </w:p>
         </w:tc>
@@ -5046,7 +5863,7 @@
                 <w:b w:val="0"/>
                 <w:sz w:val="18"/>
               </w:rPr>
-              <w:t>TR-004, 020–023, 031–035, 080–084; incremental history, FTS, archiving and retention.</w:t>
+              <w:t>TR-004, 020–023, 031–035, 070, 073–074, 080–084; incremental history, index-time secret masking, FTS, archiving, retention, backup and export.</w:t>
             </w:r>
           </w:p>
         </w:tc>
@@ -5087,7 +5904,7 @@
                 <w:b w:val="0"/>
                 <w:sz w:val="18"/>
               </w:rPr>
-              <w:t>TR-070–072; Git metadata and explicit isolated worktrees.</w:t>
+              <w:t>TR-070, 072, 075; Git metadata refresh and explicit isolated worktrees.</w:t>
             </w:r>
           </w:p>
         </w:tc>
@@ -5155,7 +5972,7 @@
         <w:widowControl/>
       </w:pPr>
       <w:r>
-        <w:t>Adapter transports and compatible account flows; native terminal attachment; runtime survival across service restart; exact supported versions.</w:t>
+        <w:t>Adapter transports and compatible account flows; terminal mode per adapter; each transport under the session supervisor; exact supported versions; live or observed-only level per runtime.</w:t>
       </w:r>
     </w:p>
     <w:p>
@@ -5164,7 +5981,7 @@
         <w:widowControl/>
       </w:pPr>
       <w:r>
-        <w:t>User-data directory versus optional repository task exports; retention defaults and payload limits; task switching within a resumed native session.</w:t>
+        <w:t>Retention defaults and payload limits; the export layout for optional .robin task copies. Storage default and task switching are resolved in TR-020 and TR-021.</w:t>
       </w:r>
     </w:p>
     <w:p>
@@ -5173,7 +5990,7 @@
         <w:widowControl/>
       </w:pPr>
       <w:r>
-        <w:t>Whether optional MCP and worktrees are needed for the first accepted workflow; packaging of any adapter sidecar; reference performance dataset.</w:t>
+        <w:t>Finding publication path per runtime (TR-067) and whether worktrees are needed for the first accepted workflow; packaging of any adapter sidecar; reference performance dataset.</w:t>
       </w:r>
     </w:p>
     <w:p>
@@ -5207,7 +6024,7 @@
         <w:widowControl/>
       </w:pPr>
       <w:r>
-        <w:t>Robin PRD v0.2, October 14, 2026, is the product authority. This technical specification version 0.1 adds proposed engineering detail. Public interfaces below were reviewed on October 14, 2026; validate exact installed versions before implementation.</w:t>
+        <w:t>Robin PRD v0.4, October 15, 2026, is the product authority. This technical specification version 0.3 adds proposed engineering detail. Public interfaces below were reviewed on October 14, 2026; validate exact installed versions before implementation.</w:t>
       </w:r>
     </w:p>
     <w:p>
@@ -5238,6 +6055,16 @@
         <w:t>Pi RPC mode and linked protocol references</w:t>
         <w:br/>
         <w:t>https://github.com/earendil-works/pi/blob/main/packages/coding-agent/docs/rpc.md</w:t>
+      </w:r>
+    </w:p>
+    <w:p>
+      <w:pPr>
+        <w:widowControl/>
+      </w:pPr>
+      <w:r>
+        <w:t>Pi embedding SDK (sidecar option)</w:t>
+        <w:br/>
+        <w:t>https://github.com/earendil-works/pi/blob/main/packages/coding-agent/docs/sdk.md</w:t>
       </w:r>
     </w:p>
     <w:sectPr>

--- a/docs/Robin_Technical_Requirements.docx
+++ b/docs/Robin_Technical_Requirements.docx
@@ -25,7 +25,7 @@
         <w:widowControl/>
       </w:pPr>
       <w:r>
-        <w:t xml:space="preserve">Version 0.3  |  October 15, 2026  |  Owner Noela Jean Bunag</w:t>
+        <w:t xml:space="preserve">Version 0.4  |  October 15, 2026  |  Owner Noela Jean Bunag</w:t>
       </w:r>
     </w:p>
     <w:p>
@@ -33,7 +33,7 @@
         <w:widowControl/>
       </w:pPr>
       <w:r>
-        <w:t xml:space="preserve">Product baseline Robin PRD v0.4  |  Audience engineering, product, and design</w:t>
+        <w:t xml:space="preserve">Product baseline Robin PRD v0.5  |  Audience engineering, product, and design</w:t>
       </w:r>
     </w:p>
     <w:p>
@@ -49,7 +49,7 @@
         <w:widowControl/>
       </w:pPr>
       <w:r>
-        <w:t>This document defines the proposed engineering contracts and release evidence for PRD v0.4. Requirements using must are release obligations. Stack choices, numeric guardrails, API shapes, and storage defaults introduced here are proposed design decisions for implementation review; integration support must be proved against installed runtime versions.</w:t>
+        <w:t>This document defines the proposed engineering contracts and release evidence for PRD v0.5. Requirements using must are release obligations. Stack choices, numeric guardrails, API shapes, and storage defaults introduced here are proposed design decisions for implementation review; integration support must be proved against installed runtime versions.</w:t>
       </w:r>
     </w:p>
     <w:p>
@@ -70,6 +70,14 @@
     </w:p>
     <w:p>
       <w:pPr>
+        <w:widowControl/>
+      </w:pPr>
+      <w:r>
+        <w:t xml:space="preserve">Version 0.4 follows the PRD v0.5 owner decisions: macOS only for the first release with a Mac mini M4 reference machine (TR-080), the Claude Agent SDK as the first adapter with Codex app-server as fallback and in-process SDKs hosted in per-session runtime hosts (TR-006), loopback only with SSH port forwarding for remote use (TR-051–052), opt-in observe-only hook installers (TR-076), a 20 GB default cap on copied activity (TR-081), and a secret scanner based on the gitleaks rule set (TR-070).</w:t>
+      </w:r>
+    </w:p>
+    <w:p>
+      <w:pPr>
         <w:pStyle w:val="Heading2"/>
         <w:widowControl/>
       </w:pPr>
@@ -83,7 +91,7 @@
         <w:widowControl/>
       </w:pPr>
       <w:r>
-        <w:t>MVP supports one developer and one execution host on macOS and Linux, with a local web dashboard, CLI, native terminal access, a session supervisor, and adapters for all three runtimes. A runtime below the PRD capability floor ships observed-only.</w:t>
+        <w:t>MVP supports one developer and one execution host on macOS (Linux after the first release), with a local web dashboard, CLI, native terminal access, a session supervisor, and adapters for all three runtimes. A runtime below the PRD capability floor ships observed-only.</w:t>
       </w:r>
     </w:p>
     <w:p>
@@ -489,7 +497,7 @@
                 <w:b w:val="0"/>
                 <w:sz w:val="18"/>
               </w:rPr>
-              <w:t>TR-070–075</w:t>
+              <w:t>TR-070–076</w:t>
             </w:r>
           </w:p>
         </w:tc>
@@ -1121,7 +1129,7 @@
         <w:widowControl/>
       </w:pPr>
       <w:r>
-        <w:t xml:space="preserve">TR-006  Run one session supervisor per data directory as a detached process with its own OS lock. It talks to the application service over a user-restricted local socket using a versioned, typed protocol with correlation IDs. The supervisor owns runtime processes and connections, persists events to a bounded spool until the service acknowledges their cursor, and replays unacknowledged events on reconnect. A service restart reconnects to the supervisor and reconciles without relaunching sessions or resending input. Upgrading the supervisor requires no active managed runs or an explicit drain. If the supervisor exits, affected sessions are marked disconnected and offered native resume; nothing relaunches automatically. Sessions are not expected to survive a host reboot.</w:t>
+        <w:t xml:space="preserve">TR-006  Run one session supervisor per data directory as a detached process with its own OS lock. It talks to the application service over a user-restricted local socket using a versioned, typed protocol with correlation IDs. The supervisor owns runtime processes and connections, persists events to a bounded spool until the service acknowledges their cursor, and replays unacknowledged events on reconnect. A service restart reconnects to the supervisor and reconciles without relaunching sessions or resending input. Upgrading the supervisor requires no active managed runs or an explicit drain. If the supervisor exits, affected sessions are marked disconnected and offered native resume; nothing relaunches automatically. Sessions are not expected to survive a host reboot. A runtime integrated through an in-process SDK, such as the Claude Agent SDK, runs in a per-session runtime host process under the supervisor that speaks the same framed protocol, so the supervisor stays runtime-agnostic. Its approval callback waits in the runtime host until the service answers with the native request ID and generation; it is never answered automatically. Adapter upgrades apply to newly launched runtime hosts and need no supervisor drain.</w:t>
       </w:r>
     </w:p>
     <w:p>
@@ -1480,7 +1488,7 @@
         <w:widowControl/>
       </w:pPr>
       <w:r>
-        <w:t>Codex app-server is the preferred candidate for structured session and turn control. Its documented stdio protocol and generated schemas allow a version-specific client. Claude Agent SDK is the candidate for programmatic Claude Code execution. Pi RPC provides a process interface; use its SDK only if required capabilities justify a sidecar. These selections are implementation proposals, not a claim of compatible authentication or resume across every version. References appear under Source baseline and integration references.</w:t>
+        <w:t>The Claude Agent SDK adapter is built first, because Claude Code is the primary runtime; an API key is acceptable if a subscription login is not accepted. Codex app-server is the fallback first adapter and the candidate for structured session and turn control. Its documented stdio protocol and generated schemas allow a version-specific client. Claude Agent SDK is the candidate for programmatic Claude Code execution. Pi RPC provides a process interface; use its SDK only if required capabilities justify a sidecar. These selections are implementation proposals, not a claim of compatible authentication or resume across every version. References appear under Source baseline and integration references.</w:t>
       </w:r>
     </w:p>
     <w:p>
@@ -1506,7 +1514,7 @@
         <w:widowControl/>
       </w:pPr>
       <w:r>
-        <w:t>Run each harness on both supported operating systems; record exact executable or SDK version, account method, launch arguments, session storage, and permission settings.</w:t>
+        <w:t>Run each harness on macOS on the reference machine; record exact executable or SDK version, account method, launch arguments, session storage, and permission settings.</w:t>
       </w:r>
     </w:p>
     <w:p>
@@ -1533,7 +1541,7 @@
         <w:widowControl/>
       </w:pPr>
       <w:r>
-        <w:t>Verify which account and credential types each programmatic integration accepts, including subscription logins, and record the cost implication. Classify each runtime as live or observed-only against the PRD minimum capability floor.</w:t>
+        <w:t>Verify which account and credential types each programmatic integration accepts, including subscription logins, and record the cost implication. Classify each runtime as live or observed-only against the PRD minimum capability floor. Validate the Claude Agent SDK first. Record each runtime’s hook mechanism and configuration location for TR-076.</w:t>
       </w:r>
     </w:p>
     <w:p>
@@ -3478,7 +3486,7 @@
         <w:widowControl/>
       </w:pPr>
       <w:r>
-        <w:t xml:space="preserve">TR-051  Bind loopback by default and serve frontend and API from the same origin. Proposed bootstrap is a single-use random secret in a URL fragment exchanged for an HttpOnly session cookie, then removed from the address bar. The secret has at least 128 bits of entropy, expires after 60 seconds, and is invalidated by any exchange attempt, successful or not; rate-limit the exchange endpoint. Do not log that secret. Validate Origin and Host, require a CSRF token on mutations, and deny wildcard CORS. Production cookie and TLS settings must match the supported local/private access mode.</w:t>
+        <w:t xml:space="preserve">TR-051  Bind loopback by default and serve frontend and API from the same origin. Proposed bootstrap is a single-use random secret in a URL fragment exchanged for an HttpOnly session cookie, then removed from the address bar. The secret has at least 128 bits of entropy, expires after 60 seconds, and is invalidated by any exchange attempt, successful or not; rate-limit the exchange endpoint. Do not log that secret. Validate Origin and Host, require a CSRF token on mutations, and deny wildcard CORS. Cookie settings must work for loopback access, including access through SSH port forwarding.</w:t>
       </w:r>
     </w:p>
     <w:p>
@@ -3486,7 +3494,7 @@
         <w:widowControl/>
       </w:pPr>
       <w:r>
-        <w:t>TR-052  CLI authentication uses a user-restricted local credential or IPC channel; it receives no bypass of task policies. Optional private access to the same host needs explicit configuration, authenticated transport, and documented TLS or SSH forwarding. It does not enable multi-host aggregation.</w:t>
+        <w:t>TR-052  CLI authentication uses a user-restricted local credential or IPC channel; it receives no bypass of task policies. The MVP adds no remote listener; remote use goes through the user’s SSH port forwarding to the loopback service. Private-network access is a later feature that needs explicit configuration, authenticated transport, and documented TLS. It does not enable multi-host aggregation.</w:t>
       </w:r>
     </w:p>
     <w:p>
@@ -3932,173 +3940,29 @@
           <w:sz w:val="17"/>
         </w:rPr>
         <w:t xml:space="preserve">{</w:t>
-      </w:r>
-      <w:r>
-        <w:rPr>
-          <w:rFonts w:ascii="DejaVu Sans Mono" w:hAnsi="DejaVu Sans Mono"/>
-          <w:sz w:val="17"/>
-        </w:rPr>
         <w:br/>
-      </w:r>
-      <w:r>
-        <w:rPr>
-          <w:rFonts w:ascii="DejaVu Sans Mono" w:hAnsi="DejaVu Sans Mono"/>
-          <w:sz w:val="17"/>
-        </w:rPr>
         <w:t xml:space="preserve">  "schema_version": 1, "finding_id": "find_01", "version": 1,</w:t>
-      </w:r>
-      <w:r>
-        <w:rPr>
-          <w:rFonts w:ascii="DejaVu Sans Mono" w:hAnsi="DejaVu Sans Mono"/>
-          <w:sz w:val="17"/>
-        </w:rPr>
         <w:br/>
-      </w:r>
-      <w:r>
-        <w:rPr>
-          <w:rFonts w:ascii="DejaVu Sans Mono" w:hAnsi="DejaVu Sans Mono"/>
-          <w:sz w:val="17"/>
-        </w:rPr>
         <w:t xml:space="preserve">  "submission_id": "sub_9f2", "task_id": "task_01",</w:t>
-      </w:r>
-      <w:r>
-        <w:rPr>
-          <w:rFonts w:ascii="DejaVu Sans Mono" w:hAnsi="DejaVu Sans Mono"/>
-          <w:sz w:val="17"/>
-        </w:rPr>
         <w:br/>
-      </w:r>
-      <w:r>
-        <w:rPr>
-          <w:rFonts w:ascii="DejaVu Sans Mono" w:hAnsi="DejaVu Sans Mono"/>
-          <w:sz w:val="17"/>
-        </w:rPr>
         <w:t xml:space="preserve">  "created_at": "2026-10-14T12:00:00Z",</w:t>
-      </w:r>
-      <w:r>
-        <w:rPr>
-          <w:rFonts w:ascii="DejaVu Sans Mono" w:hAnsi="DejaVu Sans Mono"/>
-          <w:sz w:val="17"/>
-        </w:rPr>
         <w:br/>
-      </w:r>
-      <w:r>
-        <w:rPr>
-          <w:rFonts w:ascii="DejaVu Sans Mono" w:hAnsi="DejaVu Sans Mono"/>
-          <w:sz w:val="17"/>
-        </w:rPr>
         <w:t xml:space="preserve">  "author": {"kind": "agent", "runtime": "codex",</w:t>
-      </w:r>
-      <w:r>
-        <w:rPr>
-          <w:rFonts w:ascii="DejaVu Sans Mono" w:hAnsi="DejaVu Sans Mono"/>
-          <w:sz w:val="17"/>
-        </w:rPr>
         <w:br/>
-      </w:r>
-      <w:r>
-        <w:rPr>
-          <w:rFonts w:ascii="DejaVu Sans Mono" w:hAnsi="DejaVu Sans Mono"/>
-          <w:sz w:val="17"/>
-        </w:rPr>
         <w:t xml:space="preserve">             "native_session_id": "native_42", "run_id": "run_07"},</w:t>
-      </w:r>
-      <w:r>
-        <w:rPr>
-          <w:rFonts w:ascii="DejaVu Sans Mono" w:hAnsi="DejaVu Sans Mono"/>
-          <w:sz w:val="17"/>
-        </w:rPr>
         <w:br/>
-      </w:r>
-      <w:r>
-        <w:rPr>
-          <w:rFonts w:ascii="DejaVu Sans Mono" w:hAnsi="DejaVu Sans Mono"/>
-          <w:sz w:val="17"/>
-        </w:rPr>
         <w:t xml:space="preserve">  "summary": "The reconnect path can duplicate a prompt.",</w:t>
-      </w:r>
-      <w:r>
-        <w:rPr>
-          <w:rFonts w:ascii="DejaVu Sans Mono" w:hAnsi="DejaVu Sans Mono"/>
-          <w:sz w:val="17"/>
-        </w:rPr>
         <w:br/>
-      </w:r>
-      <w:r>
-        <w:rPr>
-          <w:rFonts w:ascii="DejaVu Sans Mono" w:hAnsi="DejaVu Sans Mono"/>
-          <w:sz w:val="17"/>
-        </w:rPr>
         <w:t xml:space="preserve">  "claims": [{"text": "Delivery state is not persisted before send.",</w:t>
-      </w:r>
-      <w:r>
-        <w:rPr>
-          <w:rFonts w:ascii="DejaVu Sans Mono" w:hAnsi="DejaVu Sans Mono"/>
-          <w:sz w:val="17"/>
-        </w:rPr>
         <w:br/>
-      </w:r>
-      <w:r>
-        <w:rPr>
-          <w:rFonts w:ascii="DejaVu Sans Mono" w:hAnsi="DejaVu Sans Mono"/>
-          <w:sz w:val="17"/>
-        </w:rPr>
         <w:t xml:space="preserve">    "evidence": [{"artifact_id": "src_08", "range": "120-135"}]}],</w:t>
-      </w:r>
-      <w:r>
-        <w:rPr>
-          <w:rFonts w:ascii="DejaVu Sans Mono" w:hAnsi="DejaVu Sans Mono"/>
-          <w:sz w:val="17"/>
-        </w:rPr>
         <w:br/>
-      </w:r>
-      <w:r>
-        <w:rPr>
-          <w:rFonts w:ascii="DejaVu Sans Mono" w:hAnsi="DejaVu Sans Mono"/>
-          <w:sz w:val="17"/>
-        </w:rPr>
         <w:t xml:space="preserve">  "recommendations": ["Persist an action ID before dispatch."],</w:t>
-      </w:r>
-      <w:r>
-        <w:rPr>
-          <w:rFonts w:ascii="DejaVu Sans Mono" w:hAnsi="DejaVu Sans Mono"/>
-          <w:sz w:val="17"/>
-        </w:rPr>
         <w:br/>
-      </w:r>
-      <w:r>
-        <w:rPr>
-          <w:rFonts w:ascii="DejaVu Sans Mono" w:hAnsi="DejaVu Sans Mono"/>
-          <w:sz w:val="17"/>
-        </w:rPr>
         <w:t xml:space="preserve">  "questions": ["Does the runtime expose reconciliation IDs?"],</w:t>
-      </w:r>
-      <w:r>
-        <w:rPr>
-          <w:rFonts w:ascii="DejaVu Sans Mono" w:hAnsi="DejaVu Sans Mono"/>
-          <w:sz w:val="17"/>
-        </w:rPr>
         <w:br/>
-      </w:r>
-      <w:r>
-        <w:rPr>
-          <w:rFonts w:ascii="DejaVu Sans Mono" w:hAnsi="DejaVu Sans Mono"/>
-          <w:sz w:val="17"/>
-        </w:rPr>
         <w:t xml:space="preserve">  "parents": []</w:t>
-      </w:r>
-      <w:r>
-        <w:rPr>
-          <w:rFonts w:ascii="DejaVu Sans Mono" w:hAnsi="DejaVu Sans Mono"/>
-          <w:sz w:val="17"/>
-        </w:rPr>
         <w:br/>
-      </w:r>
-      <w:r>
-        <w:rPr>
-          <w:rFonts w:ascii="DejaVu Sans Mono" w:hAnsi="DejaVu Sans Mono"/>
-          <w:sz w:val="17"/>
-        </w:rPr>
         <w:t xml:space="preserve">}</w:t>
       </w:r>
     </w:p>
@@ -4481,7 +4345,7 @@
                 <w:b w:val="0"/>
                 <w:sz w:val="18"/>
               </w:rPr>
-              <w:t>Honor exclusions before persistence where feasible; scan at index time and mask matches in search results and snippets; scan packets and present editable redaction previews. A scanner is not proof that content is secret-free.</w:t>
+              <w:t>Honor exclusions before persistence where feasible; scan at index time and mask matches in search results and snippets; scan packets and present editable redaction previews. Patterns start from the gitleaks rule set, vendored as data with its version recorded, plus user-defined patterns. A scanner is not proof that content is secret-free.</w:t>
             </w:r>
           </w:p>
         </w:tc>
@@ -4563,7 +4427,7 @@
                 <w:b w:val="0"/>
                 <w:sz w:val="18"/>
               </w:rPr>
-              <w:t>Install hooks only on explicit opt-in with a preview of the change and a documented uninstall; never modify harness settings silently.</w:t>
+              <w:t>Install hooks only on explicit opt-in with a preview of the change and an exact uninstall (TR-076); never modify harness settings silently.</w:t>
             </w:r>
           </w:p>
         </w:tc>
@@ -4671,7 +4535,7 @@
         <w:widowControl/>
       </w:pPr>
       <w:r>
-        <w:t xml:space="preserve">TR-071  Ship a uv/pipx-compatible command with bundled static assets and a capability doctor command. Installation checks SQLite FTS5, adapter prerequisites, writable data directory, and an available loopback port. The doctor reports tmux as optional; without it, terminal fallback uses the validated native command in the user's own terminal and tmux attachment is disabled with a reason. Declare supported OS and runtime versions in release notes. Bind only one service and one supervisor per data directory using OS locks; the doctor reports supervisor health and protocol version.</w:t>
+        <w:t xml:space="preserve">TR-071  Ship a uv/pipx-compatible command with bundled static assets and a capability doctor command. Installation checks SQLite FTS5, adapter prerequisites, writable data directory, and an available loopback port. The doctor reports tmux as optional; without it, terminal fallback uses the validated native command in the user's own terminal and tmux attachment is disabled with a reason. Declare supported OS and runtime versions in release notes. Bind only one service and one supervisor per data directory using OS locks; the doctor reports supervisor health and protocol version, and drift between installed Robin hooks and their recorded install.</w:t>
       </w:r>
     </w:p>
     <w:p>
@@ -4726,6 +4590,23 @@
     </w:p>
     <w:p>
       <w:pPr>
+        <w:pStyle w:val="Heading2"/>
+        <w:widowControl/>
+      </w:pPr>
+      <w:r>
+        <w:t xml:space="preserve">Harness hooks</w:t>
+      </w:r>
+    </w:p>
+    <w:p>
+      <w:pPr>
+        <w:widowControl/>
+      </w:pPr>
+      <w:r>
+        <w:t xml:space="preserve">TR-076  Provide an opt-in hook installer for each runtime whose hook mechanism Phase 0 confirms; other runtimes stay on transcript tailing and their capability report says so. Installation detects the harness configuration, previews the exact change, backs up the original, writes only on confirmation, and records the change. Robin entries sit alongside existing hooks without replacing or reordering them; uninstall removes only Robin entries and restores the configuration exactly. Hooks only observe: they call a local relay that authenticates with the CLI credential (TR-052), always exits 0 within a short timeout, and never blocks the harness or returns an approval or permission decision. If Robin is unavailable the event is dropped and recorded as a coverage gap. Hook events use the normal envelope and deduplication (TR-030–032).</w:t>
+      </w:r>
+    </w:p>
+    <w:p>
+      <w:pPr>
         <w:pStyle w:val="Heading1"/>
         <w:pageBreakBefore/>
         <w:widowControl/>
@@ -4739,7 +4620,7 @@
         <w:widowControl/>
       </w:pPr>
       <w:r>
-        <w:t>TR-080  Treat the PRD performance values as acceptance targets, not measured results. Establish a reference machine and reproducible dataset, then record percentile latency, CPU, memory, database size, active connections, and source delay. Proposed reference: 8-core Apple Silicon Mac with 16 GB RAM and SSD; test Linux separately and report the actual configurations.</w:t>
+        <w:t>TR-080  Treat the PRD performance values as acceptance targets, not measured results. Establish a reference machine and reproducible dataset, then record percentile latency, CPU, memory, database size, active connections, and source delay. Reference machine: Mac mini M4; record the exact chip, core count, RAM, storage, and macOS version.</w:t>
       </w:r>
     </w:p>
     <w:tbl>
@@ -5080,7 +4961,7 @@
         <w:widowControl/>
       </w:pPr>
       <w:r>
-        <w:t>TR-081  Proposed first release retains metadata, findings, approved manifests, and audit records until explicit deletion. Activity and copied transcript retention are configurable; no silent eviction of core records. Provide storage usage and a cleanup preview. Native transcripts remain under their harness’s policy. Pruning must preserve source identity and mark unavailable excerpts honestly.</w:t>
+        <w:t>TR-081  Proposed first release retains metadata, findings, approved manifests, and audit records until explicit deletion. Activity and copied transcript retention are configurable, with a default 20 GB cap: Robin warns at 80% and prunes the oldest copied activity first. Findings, manifests, and audit records never count toward the cap; no silent eviction of core records. Provide storage usage and a cleanup preview. Native transcripts remain under their harness’s policy. Pruning must preserve source identity and mark unavailable excerpts honestly.</w:t>
       </w:r>
     </w:p>
     <w:p>
@@ -5323,7 +5204,7 @@
                 <w:b w:val="0"/>
                 <w:sz w:val="18"/>
               </w:rPr>
-              <w:t>Real launch, native ID, permission settings, follow-up mode, interruption, approval expiry, rejection, resume, task switch attribution, terminal handoff ownership, event coverage, terminal fallback, auth failure, and unsupported version.</w:t>
+              <w:t>Real launch, native ID, permission settings, follow-up mode, interruption, approval expiry, rejection, resume, task switch attribution, terminal handoff ownership, event coverage, terminal fallback, hook install and exact uninstall, auth failure, and unsupported version.</w:t>
             </w:r>
           </w:p>
         </w:tc>
@@ -5863,7 +5744,7 @@
                 <w:b w:val="0"/>
                 <w:sz w:val="18"/>
               </w:rPr>
-              <w:t>TR-004, 020–023, 031–035, 070, 073–074, 080–084; incremental history, index-time secret masking, FTS, archiving, retention, backup and export.</w:t>
+              <w:t>TR-004, 020–023, 031–035, 070, 073–074, 076, 080–084; incremental history, index-time secret masking, FTS, archiving, retention, backup and export.</w:t>
             </w:r>
           </w:p>
         </w:tc>
@@ -5981,7 +5862,7 @@
         <w:widowControl/>
       </w:pPr>
       <w:r>
-        <w:t>Retention defaults and payload limits; the export layout for optional .robin task copies. Storage default and task switching are resolved in TR-020 and TR-021.</w:t>
+        <w:t>Payload limits; the export layout for optional .robin task copies. Storage default and task switching are resolved in TR-020 and TR-021. Worktrees are not needed for the first accepted workflow and remain P1.</w:t>
       </w:r>
     </w:p>
     <w:p>
@@ -5990,7 +5871,7 @@
         <w:widowControl/>
       </w:pPr>
       <w:r>
-        <w:t>Finding publication path per runtime (TR-067) and whether worktrees are needed for the first accepted workflow; packaging of any adapter sidecar; reference performance dataset.</w:t>
+        <w:t>Finding publication path per runtime (TR-067); packaging of any adapter sidecar; reference performance dataset.</w:t>
       </w:r>
     </w:p>
     <w:p>
@@ -6007,7 +5888,7 @@
         <w:widowControl/>
       </w:pPr>
       <w:r>
-        <w:t>Phase 0 validates transports. Phase 1 proves one complete managed session with durable controls and live activity. Phase 2 adds shared tasks, all adapters, attention, and recovery. Phase 3 adds findings, preview, lineage, and synthesis. Phase 4 completes history search, packaging, benchmarks, security, and accessibility checks. Each phase exits on demonstrated behavior, not screen count.</w:t>
+        <w:t>Phase 0 validates transports. Phase 1 proves one complete managed session with durable controls and live activity. Phase 2 adds shared tasks, all adapters, attention, hook installers, and recovery. Phase 3 adds findings, preview, lineage, and synthesis. Phase 4 completes history search, packaging, benchmarks, security, and accessibility checks. Each phase exits on demonstrated behavior, not screen count.</w:t>
       </w:r>
     </w:p>
     <w:p>
@@ -6024,7 +5905,7 @@
         <w:widowControl/>
       </w:pPr>
       <w:r>
-        <w:t>Robin PRD v0.4, October 15, 2026, is the product authority. This technical specification version 0.3 adds proposed engineering detail. Public interfaces below were reviewed on October 14, 2026; validate exact installed versions before implementation.</w:t>
+        <w:t>Robin PRD v0.5, October 15, 2026, is the product authority. This technical specification version 0.4 adds proposed engineering detail. Public interfaces below were reviewed on October 14, 2026; validate exact installed versions before implementation.</w:t>
       </w:r>
     </w:p>
     <w:p>
